--- a/submission/candidate_20261011_review/STROBE_MR_Checklist.docx
+++ b/submission/candidate_20261011_review/STROBE_MR_Checklist.docx
@@ -136,7 +136,7 @@
                 <w:color w:val="000000"/>
                 <w:sz w:val="19"/>
               </w:rPr>
-              <w:t>Association-focused MR findings and secondary colocalization stated in Abstract; title identifies genes and diseases.</w:t>
+              <w:t>MR associations and colocalization results, including non-colocalization in UKB and FinnGen GD, stated in Abstract; title identifies genes and diseases.</w:t>
             </w:r>
           </w:p>
         </w:tc>
@@ -785,7 +785,7 @@
                 <w:color w:val="000000"/>
                 <w:sz w:val="19"/>
               </w:rPr>
-              <w:t>Tables S1–S3; Figure S2; workbook allele and tissue sheets, including all 50 planned tissue comparisons.</w:t>
+              <w:t>Tables S1–S3; Figure S2; workbook frequency, omission, detection, allele and tissue sheets, including all 50 planned tissue comparisons.</w:t>
             </w:r>
           </w:p>
         </w:tc>
@@ -1080,7 +1080,7 @@
                 <w:color w:val="000000"/>
                 <w:sz w:val="19"/>
               </w:rPr>
-              <w:t>Declarations; retained from existing manuscript, subject to author confirmation.</w:t>
+              <w:t>Declarations (Funding).</w:t>
             </w:r>
           </w:p>
         </w:tc>
@@ -1139,7 +1139,7 @@
                 <w:color w:val="000000"/>
                 <w:sz w:val="19"/>
               </w:rPr>
-              <w:t>Supplementary Dataset and source repositories; verification records and scripts in review package.</w:t>
+              <w:t>Supplementary Dataset and source repositories (Data availability); analysis code available from the corresponding author on reasonable request.</w:t>
             </w:r>
           </w:p>
         </w:tc>
@@ -1198,7 +1198,7 @@
                 <w:color w:val="000000"/>
                 <w:sz w:val="19"/>
               </w:rPr>
-              <w:t>Declarations; retained from existing manuscript, subject to author confirmation.</w:t>
+              <w:t>Declarations (Conflict of interest).</w:t>
             </w:r>
           </w:p>
         </w:tc>

--- a/submission/candidate_20261011_review/STROBE_MR_Checklist.docx
+++ b/submission/candidate_20261011_review/STROBE_MR_Checklist.docx
@@ -195,7 +195,42 @@
                 <w:color w:val="000000"/>
                 <w:sz w:val="19"/>
               </w:rPr>
-              <w:t>Introduction; comparative TSHR/IGF1R susceptibility question, not treatment efficacy.</w:t>
+              <w:t xml:space="preserve">Introduction; comparative </w:t>
+            </w:r>
+            <w:r>
+              <w:rPr>
+                <w:b w:val="0"/>
+                <w:i/>
+                <w:color w:val="000000"/>
+                <w:sz w:val="19"/>
+              </w:rPr>
+              <w:t>TSHR</w:t>
+            </w:r>
+            <w:r>
+              <w:rPr>
+                <w:b w:val="0"/>
+                <w:color w:val="000000"/>
+                <w:sz w:val="19"/>
+              </w:rPr>
+              <w:t>/</w:t>
+            </w:r>
+            <w:r>
+              <w:rPr>
+                <w:b w:val="0"/>
+                <w:i/>
+                <w:color w:val="000000"/>
+                <w:sz w:val="19"/>
+              </w:rPr>
+              <w:t>IGF1R</w:t>
+            </w:r>
+            <w:r>
+              <w:rPr>
+                <w:b w:val="0"/>
+                <w:i w:val="0"/>
+                <w:color w:val="000000"/>
+                <w:sz w:val="19"/>
+              </w:rPr>
+              <w:t xml:space="preserve"> susceptibility question, not treatment efficacy.</w:t>
             </w:r>
           </w:p>
         </w:tc>
@@ -667,7 +702,42 @@
                 <w:color w:val="000000"/>
                 <w:sz w:val="19"/>
               </w:rPr>
-              <w:t>Results: TSHR/IGF1R associations and corroborating genes; Table 2 (15 comparisons), Table 3A–C, Figures 1–3 and full workbook.</w:t>
+              <w:t xml:space="preserve">Results: </w:t>
+            </w:r>
+            <w:r>
+              <w:rPr>
+                <w:b w:val="0"/>
+                <w:i/>
+                <w:color w:val="000000"/>
+                <w:sz w:val="19"/>
+              </w:rPr>
+              <w:t>TSHR</w:t>
+            </w:r>
+            <w:r>
+              <w:rPr>
+                <w:b w:val="0"/>
+                <w:color w:val="000000"/>
+                <w:sz w:val="19"/>
+              </w:rPr>
+              <w:t>/</w:t>
+            </w:r>
+            <w:r>
+              <w:rPr>
+                <w:b w:val="0"/>
+                <w:i/>
+                <w:color w:val="000000"/>
+                <w:sz w:val="19"/>
+              </w:rPr>
+              <w:t>IGF1R</w:t>
+            </w:r>
+            <w:r>
+              <w:rPr>
+                <w:b w:val="0"/>
+                <w:i w:val="0"/>
+                <w:color w:val="000000"/>
+                <w:sz w:val="19"/>
+              </w:rPr>
+              <w:t xml:space="preserve"> associations and corroborating genes; Table 2 (15 comparisons), Table 3A–C, Figures 1–3 and full workbook.</w:t>
             </w:r>
           </w:p>
         </w:tc>
@@ -844,7 +914,41 @@
                 <w:color w:val="000000"/>
                 <w:sz w:val="19"/>
               </w:rPr>
-              <w:t>Opening Discussion and Conclusions: consistent TSHR associations and limited IGF1R evidence; no expression-mediated causal proof.</w:t>
+              <w:t xml:space="preserve">Opening Discussion and Conclusions: consistent </w:t>
+            </w:r>
+            <w:r>
+              <w:rPr>
+                <w:b w:val="0"/>
+                <w:i/>
+                <w:color w:val="000000"/>
+                <w:sz w:val="19"/>
+              </w:rPr>
+              <w:t>TSHR</w:t>
+            </w:r>
+            <w:r>
+              <w:rPr>
+                <w:b w:val="0"/>
+                <w:color w:val="000000"/>
+                <w:sz w:val="19"/>
+              </w:rPr>
+              <w:t xml:space="preserve"> associations and limited </w:t>
+            </w:r>
+            <w:r>
+              <w:rPr>
+                <w:b w:val="0"/>
+                <w:i/>
+                <w:color w:val="000000"/>
+                <w:sz w:val="19"/>
+              </w:rPr>
+              <w:t>IGF1R</w:t>
+            </w:r>
+            <w:r>
+              <w:rPr>
+                <w:b w:val="0"/>
+                <w:color w:val="000000"/>
+                <w:sz w:val="19"/>
+              </w:rPr>
+              <w:t xml:space="preserve"> evidence; no expression-mediated causal proof.</w:t>
             </w:r>
           </w:p>
         </w:tc>
@@ -1217,7 +1321,7 @@
     </w:p>
     <w:sectPr>
       <w:footerReference w:type="default" r:id="rId9"/>
-      <w:pgSz w:w="12240" w:h="15840"/>
+      <w:pgSz w:w="11909" w:h="16834"/>
       <w:pgMar w:top="1008" w:right="1080" w:bottom="1008" w:left="1080" w:header="432" w:footer="432" w:gutter="0"/>
       <w:cols w:space="720"/>
       <w:docGrid w:linePitch="360"/>
@@ -1606,7 +1710,7 @@
       <w:spacing w:after="140" w:line="300" w:lineRule="auto"/>
     </w:pPr>
     <w:rPr>
-      <w:rFonts w:ascii="Times New Roman" w:hAnsi="Times New Roman"/>
+      <w:rFonts w:ascii="Times New Roman" w:hAnsi="Times New Roman" w:eastAsia="Times New Roman" w:cs="Times New Roman"/>
       <w:color w:val="000000"/>
       <w:sz w:val="22"/>
     </w:rPr>
@@ -1670,7 +1774,7 @@
       <w:outlineLvl w:val="0"/>
     </w:pPr>
     <w:rPr>
-      <w:rFonts w:asciiTheme="majorHAnsi" w:eastAsiaTheme="majorEastAsia" w:hAnsiTheme="majorHAnsi" w:cstheme="majorBidi" w:ascii="Times New Roman" w:hAnsi="Times New Roman"/>
+      <w:rFonts w:ascii="Times New Roman" w:hAnsi="Times New Roman" w:eastAsia="Times New Roman" w:cs="Times New Roman"/>
       <w:b/>
       <w:bCs/>
       <w:color w:val="000000"/>
@@ -1694,7 +1798,7 @@
       <w:outlineLvl w:val="1"/>
     </w:pPr>
     <w:rPr>
-      <w:rFonts w:asciiTheme="majorHAnsi" w:eastAsiaTheme="majorEastAsia" w:hAnsiTheme="majorHAnsi" w:cstheme="majorBidi" w:ascii="Times New Roman" w:hAnsi="Times New Roman"/>
+      <w:rFonts w:ascii="Times New Roman" w:hAnsi="Times New Roman" w:eastAsia="Times New Roman" w:cs="Times New Roman"/>
       <w:b/>
       <w:bCs/>
       <w:color w:val="000000"/>
@@ -1718,7 +1822,7 @@
       <w:outlineLvl w:val="2"/>
     </w:pPr>
     <w:rPr>
-      <w:rFonts w:asciiTheme="majorHAnsi" w:eastAsiaTheme="majorEastAsia" w:hAnsiTheme="majorHAnsi" w:cstheme="majorBidi" w:ascii="Times New Roman" w:hAnsi="Times New Roman"/>
+      <w:rFonts w:ascii="Times New Roman" w:hAnsi="Times New Roman" w:eastAsia="Times New Roman" w:cs="Times New Roman"/>
       <w:b/>
       <w:bCs/>
       <w:color w:val="000000"/>
@@ -1742,7 +1846,7 @@
       <w:outlineLvl w:val="3"/>
     </w:pPr>
     <w:rPr>
-      <w:rFonts w:asciiTheme="majorHAnsi" w:eastAsiaTheme="majorEastAsia" w:hAnsiTheme="majorHAnsi" w:cstheme="majorBidi"/>
+      <w:rFonts w:ascii="Times New Roman" w:hAnsi="Times New Roman" w:eastAsia="Times New Roman" w:cs="Times New Roman"/>
       <w:b/>
       <w:bCs/>
       <w:i/>
@@ -1767,7 +1871,7 @@
       <w:outlineLvl w:val="4"/>
     </w:pPr>
     <w:rPr>
-      <w:rFonts w:asciiTheme="majorHAnsi" w:eastAsiaTheme="majorEastAsia" w:hAnsiTheme="majorHAnsi" w:cstheme="majorBidi"/>
+      <w:rFonts w:ascii="Times New Roman" w:hAnsi="Times New Roman" w:eastAsia="Times New Roman" w:cs="Times New Roman"/>
       <w:color w:val="243F60" w:themeColor="accent1" w:themeShade="7F"/>
     </w:rPr>
   </w:style>
@@ -1788,7 +1892,7 @@
       <w:outlineLvl w:val="5"/>
     </w:pPr>
     <w:rPr>
-      <w:rFonts w:asciiTheme="majorHAnsi" w:eastAsiaTheme="majorEastAsia" w:hAnsiTheme="majorHAnsi" w:cstheme="majorBidi"/>
+      <w:rFonts w:ascii="Times New Roman" w:hAnsi="Times New Roman" w:eastAsia="Times New Roman" w:cs="Times New Roman"/>
       <w:i/>
       <w:iCs/>
       <w:color w:val="243F60" w:themeColor="accent1" w:themeShade="7F"/>
@@ -1811,7 +1915,7 @@
       <w:outlineLvl w:val="6"/>
     </w:pPr>
     <w:rPr>
-      <w:rFonts w:asciiTheme="majorHAnsi" w:eastAsiaTheme="majorEastAsia" w:hAnsiTheme="majorHAnsi" w:cstheme="majorBidi"/>
+      <w:rFonts w:ascii="Times New Roman" w:hAnsi="Times New Roman" w:eastAsia="Times New Roman" w:cs="Times New Roman"/>
       <w:i/>
       <w:iCs/>
       <w:color w:val="404040" w:themeColor="text1" w:themeTint="BF"/>
@@ -1834,7 +1938,7 @@
       <w:outlineLvl w:val="7"/>
     </w:pPr>
     <w:rPr>
-      <w:rFonts w:asciiTheme="majorHAnsi" w:eastAsiaTheme="majorEastAsia" w:hAnsiTheme="majorHAnsi" w:cstheme="majorBidi"/>
+      <w:rFonts w:ascii="Times New Roman" w:hAnsi="Times New Roman" w:eastAsia="Times New Roman" w:cs="Times New Roman"/>
       <w:color w:val="4F81BD" w:themeColor="accent1"/>
       <w:sz w:val="20"/>
       <w:szCs w:val="20"/>
@@ -1857,7 +1961,7 @@
       <w:outlineLvl w:val="8"/>
     </w:pPr>
     <w:rPr>
-      <w:rFonts w:asciiTheme="majorHAnsi" w:eastAsiaTheme="majorEastAsia" w:hAnsiTheme="majorHAnsi" w:cstheme="majorBidi"/>
+      <w:rFonts w:ascii="Times New Roman" w:hAnsi="Times New Roman" w:eastAsia="Times New Roman" w:cs="Times New Roman"/>
       <w:i/>
       <w:iCs/>
       <w:color w:val="404040" w:themeColor="text1" w:themeTint="BF"/>
@@ -1908,7 +2012,7 @@
     <w:uiPriority w:val="9"/>
     <w:rsid w:val="00FC693F"/>
     <w:rPr>
-      <w:rFonts w:asciiTheme="majorHAnsi" w:eastAsiaTheme="majorEastAsia" w:hAnsiTheme="majorHAnsi" w:cstheme="majorBidi"/>
+      <w:rFonts w:ascii="Times New Roman" w:hAnsi="Times New Roman" w:eastAsia="Times New Roman" w:cs="Times New Roman"/>
       <w:b/>
       <w:bCs/>
       <w:color w:val="365F91" w:themeColor="accent1" w:themeShade="BF"/>
@@ -1923,7 +2027,7 @@
     <w:uiPriority w:val="9"/>
     <w:rsid w:val="00FC693F"/>
     <w:rPr>
-      <w:rFonts w:asciiTheme="majorHAnsi" w:eastAsiaTheme="majorEastAsia" w:hAnsiTheme="majorHAnsi" w:cstheme="majorBidi"/>
+      <w:rFonts w:ascii="Times New Roman" w:hAnsi="Times New Roman" w:eastAsia="Times New Roman" w:cs="Times New Roman"/>
       <w:b/>
       <w:bCs/>
       <w:color w:val="4F81BD" w:themeColor="accent1"/>
@@ -1938,7 +2042,7 @@
     <w:uiPriority w:val="9"/>
     <w:rsid w:val="00FC693F"/>
     <w:rPr>
-      <w:rFonts w:asciiTheme="majorHAnsi" w:eastAsiaTheme="majorEastAsia" w:hAnsiTheme="majorHAnsi" w:cstheme="majorBidi"/>
+      <w:rFonts w:ascii="Times New Roman" w:hAnsi="Times New Roman" w:eastAsia="Times New Roman" w:cs="Times New Roman"/>
       <w:b/>
       <w:bCs/>
       <w:color w:val="4F81BD" w:themeColor="accent1"/>
@@ -1957,7 +2061,7 @@
       <w:contextualSpacing/>
     </w:pPr>
     <w:rPr>
-      <w:rFonts w:asciiTheme="majorHAnsi" w:eastAsiaTheme="majorEastAsia" w:hAnsiTheme="majorHAnsi" w:cstheme="majorBidi" w:ascii="Times New Roman" w:hAnsi="Times New Roman"/>
+      <w:rFonts w:ascii="Times New Roman" w:hAnsi="Times New Roman" w:eastAsia="Times New Roman" w:cs="Times New Roman"/>
       <w:b/>
       <w:color w:val="000000"/>
       <w:spacing w:val="5"/>
@@ -1973,7 +2077,7 @@
     <w:uiPriority w:val="10"/>
     <w:rsid w:val="00FC693F"/>
     <w:rPr>
-      <w:rFonts w:asciiTheme="majorHAnsi" w:eastAsiaTheme="majorEastAsia" w:hAnsiTheme="majorHAnsi" w:cstheme="majorBidi"/>
+      <w:rFonts w:ascii="Times New Roman" w:hAnsi="Times New Roman" w:eastAsia="Times New Roman" w:cs="Times New Roman"/>
       <w:color w:val="17365D" w:themeColor="text2" w:themeShade="BF"/>
       <w:spacing w:val="5"/>
       <w:kern w:val="28"/>
@@ -1995,7 +2099,7 @@
       </w:numPr>
     </w:pPr>
     <w:rPr>
-      <w:rFonts w:asciiTheme="majorHAnsi" w:eastAsiaTheme="majorEastAsia" w:hAnsiTheme="majorHAnsi" w:cstheme="majorBidi"/>
+      <w:rFonts w:ascii="Times New Roman" w:hAnsi="Times New Roman" w:eastAsia="Times New Roman" w:cs="Times New Roman"/>
       <w:i/>
       <w:iCs/>
       <w:color w:val="4F81BD" w:themeColor="accent1"/>
@@ -2011,7 +2115,7 @@
     <w:uiPriority w:val="11"/>
     <w:rsid w:val="00FC693F"/>
     <w:rPr>
-      <w:rFonts w:asciiTheme="majorHAnsi" w:eastAsiaTheme="majorEastAsia" w:hAnsiTheme="majorHAnsi" w:cstheme="majorBidi"/>
+      <w:rFonts w:ascii="Times New Roman" w:hAnsi="Times New Roman" w:eastAsia="Times New Roman" w:cs="Times New Roman"/>
       <w:i/>
       <w:iCs/>
       <w:color w:val="4F81BD" w:themeColor="accent1"/>
@@ -2042,7 +2146,7 @@
       <w:spacing w:after="140" w:line="300" w:lineRule="auto"/>
     </w:pPr>
     <w:rPr>
-      <w:rFonts w:ascii="Times New Roman" w:hAnsi="Times New Roman"/>
+      <w:rFonts w:ascii="Times New Roman" w:hAnsi="Times New Roman" w:eastAsia="Times New Roman" w:cs="Times New Roman"/>
       <w:color w:val="000000"/>
       <w:sz w:val="22"/>
     </w:rPr>
@@ -2263,7 +2367,7 @@
       </w:tabs>
     </w:pPr>
     <w:rPr>
-      <w:rFonts w:ascii="Courier" w:hAnsi="Courier"/>
+      <w:rFonts w:ascii="Times New Roman" w:hAnsi="Times New Roman" w:eastAsia="Times New Roman" w:cs="Times New Roman"/>
       <w:sz w:val="20"/>
       <w:szCs w:val="20"/>
     </w:rPr>
@@ -2275,7 +2379,7 @@
     <w:uiPriority w:val="99"/>
     <w:rsid w:val="0029639D"/>
     <w:rPr>
-      <w:rFonts w:ascii="Courier" w:hAnsi="Courier"/>
+      <w:rFonts w:ascii="Times New Roman" w:hAnsi="Times New Roman" w:eastAsia="Times New Roman" w:cs="Times New Roman"/>
       <w:sz w:val="20"/>
       <w:szCs w:val="20"/>
     </w:rPr>
@@ -2314,7 +2418,7 @@
     <w:semiHidden/>
     <w:rsid w:val="00FC693F"/>
     <w:rPr>
-      <w:rFonts w:asciiTheme="majorHAnsi" w:eastAsiaTheme="majorEastAsia" w:hAnsiTheme="majorHAnsi" w:cstheme="majorBidi"/>
+      <w:rFonts w:ascii="Times New Roman" w:hAnsi="Times New Roman" w:eastAsia="Times New Roman" w:cs="Times New Roman"/>
       <w:b/>
       <w:bCs/>
       <w:i/>
@@ -2330,7 +2434,7 @@
     <w:semiHidden/>
     <w:rsid w:val="00FC693F"/>
     <w:rPr>
-      <w:rFonts w:asciiTheme="majorHAnsi" w:eastAsiaTheme="majorEastAsia" w:hAnsiTheme="majorHAnsi" w:cstheme="majorBidi"/>
+      <w:rFonts w:ascii="Times New Roman" w:hAnsi="Times New Roman" w:eastAsia="Times New Roman" w:cs="Times New Roman"/>
       <w:color w:val="243F60" w:themeColor="accent1" w:themeShade="7F"/>
     </w:rPr>
   </w:style>
@@ -2342,7 +2446,7 @@
     <w:semiHidden/>
     <w:rsid w:val="00FC693F"/>
     <w:rPr>
-      <w:rFonts w:asciiTheme="majorHAnsi" w:eastAsiaTheme="majorEastAsia" w:hAnsiTheme="majorHAnsi" w:cstheme="majorBidi"/>
+      <w:rFonts w:ascii="Times New Roman" w:hAnsi="Times New Roman" w:eastAsia="Times New Roman" w:cs="Times New Roman"/>
       <w:i/>
       <w:iCs/>
       <w:color w:val="243F60" w:themeColor="accent1" w:themeShade="7F"/>
@@ -2356,7 +2460,7 @@
     <w:semiHidden/>
     <w:rsid w:val="00FC693F"/>
     <w:rPr>
-      <w:rFonts w:asciiTheme="majorHAnsi" w:eastAsiaTheme="majorEastAsia" w:hAnsiTheme="majorHAnsi" w:cstheme="majorBidi"/>
+      <w:rFonts w:ascii="Times New Roman" w:hAnsi="Times New Roman" w:eastAsia="Times New Roman" w:cs="Times New Roman"/>
       <w:i/>
       <w:iCs/>
       <w:color w:val="404040" w:themeColor="text1" w:themeTint="BF"/>
@@ -2370,7 +2474,7 @@
     <w:semiHidden/>
     <w:rsid w:val="00FC693F"/>
     <w:rPr>
-      <w:rFonts w:asciiTheme="majorHAnsi" w:eastAsiaTheme="majorEastAsia" w:hAnsiTheme="majorHAnsi" w:cstheme="majorBidi"/>
+      <w:rFonts w:ascii="Times New Roman" w:hAnsi="Times New Roman" w:eastAsia="Times New Roman" w:cs="Times New Roman"/>
       <w:color w:val="4F81BD" w:themeColor="accent1"/>
       <w:sz w:val="20"/>
       <w:szCs w:val="20"/>
@@ -2384,7 +2488,7 @@
     <w:semiHidden/>
     <w:rsid w:val="00FC693F"/>
     <w:rPr>
-      <w:rFonts w:asciiTheme="majorHAnsi" w:eastAsiaTheme="majorEastAsia" w:hAnsiTheme="majorHAnsi" w:cstheme="majorBidi"/>
+      <w:rFonts w:ascii="Times New Roman" w:hAnsi="Times New Roman" w:eastAsia="Times New Roman" w:cs="Times New Roman"/>
       <w:i/>
       <w:iCs/>
       <w:color w:val="404040" w:themeColor="text1" w:themeTint="BF"/>
@@ -7230,7 +7334,7 @@
       <w:spacing w:after="0" w:line="240" w:lineRule="auto"/>
     </w:pPr>
     <w:rPr>
-      <w:rFonts w:asciiTheme="majorHAnsi" w:eastAsiaTheme="majorEastAsia" w:hAnsiTheme="majorHAnsi" w:cstheme="majorBidi"/>
+      <w:rFonts w:ascii="Times New Roman" w:hAnsi="Times New Roman" w:eastAsia="Times New Roman" w:cs="Times New Roman"/>
       <w:color w:val="000000" w:themeColor="text1"/>
     </w:rPr>
     <w:tblPr>
@@ -7358,7 +7462,7 @@
       <w:spacing w:after="0" w:line="240" w:lineRule="auto"/>
     </w:pPr>
     <w:rPr>
-      <w:rFonts w:asciiTheme="majorHAnsi" w:eastAsiaTheme="majorEastAsia" w:hAnsiTheme="majorHAnsi" w:cstheme="majorBidi"/>
+      <w:rFonts w:ascii="Times New Roman" w:hAnsi="Times New Roman" w:eastAsia="Times New Roman" w:cs="Times New Roman"/>
       <w:color w:val="000000" w:themeColor="text1"/>
     </w:rPr>
     <w:tblPr>
@@ -7486,7 +7590,7 @@
       <w:spacing w:after="0" w:line="240" w:lineRule="auto"/>
     </w:pPr>
     <w:rPr>
-      <w:rFonts w:asciiTheme="majorHAnsi" w:eastAsiaTheme="majorEastAsia" w:hAnsiTheme="majorHAnsi" w:cstheme="majorBidi"/>
+      <w:rFonts w:ascii="Times New Roman" w:hAnsi="Times New Roman" w:eastAsia="Times New Roman" w:cs="Times New Roman"/>
       <w:color w:val="000000" w:themeColor="text1"/>
     </w:rPr>
     <w:tblPr>
@@ -7614,7 +7718,7 @@
       <w:spacing w:after="0" w:line="240" w:lineRule="auto"/>
     </w:pPr>
     <w:rPr>
-      <w:rFonts w:asciiTheme="majorHAnsi" w:eastAsiaTheme="majorEastAsia" w:hAnsiTheme="majorHAnsi" w:cstheme="majorBidi"/>
+      <w:rFonts w:ascii="Times New Roman" w:hAnsi="Times New Roman" w:eastAsia="Times New Roman" w:cs="Times New Roman"/>
       <w:color w:val="000000" w:themeColor="text1"/>
     </w:rPr>
     <w:tblPr>
@@ -7742,7 +7846,7 @@
       <w:spacing w:after="0" w:line="240" w:lineRule="auto"/>
     </w:pPr>
     <w:rPr>
-      <w:rFonts w:asciiTheme="majorHAnsi" w:eastAsiaTheme="majorEastAsia" w:hAnsiTheme="majorHAnsi" w:cstheme="majorBidi"/>
+      <w:rFonts w:ascii="Times New Roman" w:hAnsi="Times New Roman" w:eastAsia="Times New Roman" w:cs="Times New Roman"/>
       <w:color w:val="000000" w:themeColor="text1"/>
     </w:rPr>
     <w:tblPr>
@@ -7870,7 +7974,7 @@
       <w:spacing w:after="0" w:line="240" w:lineRule="auto"/>
     </w:pPr>
     <w:rPr>
-      <w:rFonts w:asciiTheme="majorHAnsi" w:eastAsiaTheme="majorEastAsia" w:hAnsiTheme="majorHAnsi" w:cstheme="majorBidi"/>
+      <w:rFonts w:ascii="Times New Roman" w:hAnsi="Times New Roman" w:eastAsia="Times New Roman" w:cs="Times New Roman"/>
       <w:color w:val="000000" w:themeColor="text1"/>
     </w:rPr>
     <w:tblPr>
@@ -7998,7 +8102,7 @@
       <w:spacing w:after="0" w:line="240" w:lineRule="auto"/>
     </w:pPr>
     <w:rPr>
-      <w:rFonts w:asciiTheme="majorHAnsi" w:eastAsiaTheme="majorEastAsia" w:hAnsiTheme="majorHAnsi" w:cstheme="majorBidi"/>
+      <w:rFonts w:ascii="Times New Roman" w:hAnsi="Times New Roman" w:eastAsia="Times New Roman" w:cs="Times New Roman"/>
       <w:color w:val="000000" w:themeColor="text1"/>
     </w:rPr>
     <w:tblPr>
@@ -8637,7 +8741,7 @@
       <w:spacing w:after="0" w:line="240" w:lineRule="auto"/>
     </w:pPr>
     <w:rPr>
-      <w:rFonts w:asciiTheme="majorHAnsi" w:eastAsiaTheme="majorEastAsia" w:hAnsiTheme="majorHAnsi" w:cstheme="majorBidi"/>
+      <w:rFonts w:ascii="Times New Roman" w:hAnsi="Times New Roman" w:eastAsia="Times New Roman" w:cs="Times New Roman"/>
       <w:color w:val="000000" w:themeColor="text1"/>
     </w:rPr>
     <w:tblPr>
@@ -8762,7 +8866,7 @@
       <w:spacing w:after="0" w:line="240" w:lineRule="auto"/>
     </w:pPr>
     <w:rPr>
-      <w:rFonts w:asciiTheme="majorHAnsi" w:eastAsiaTheme="majorEastAsia" w:hAnsiTheme="majorHAnsi" w:cstheme="majorBidi"/>
+      <w:rFonts w:ascii="Times New Roman" w:hAnsi="Times New Roman" w:eastAsia="Times New Roman" w:cs="Times New Roman"/>
       <w:color w:val="000000" w:themeColor="text1"/>
     </w:rPr>
     <w:tblPr>
@@ -8887,7 +8991,7 @@
       <w:spacing w:after="0" w:line="240" w:lineRule="auto"/>
     </w:pPr>
     <w:rPr>
-      <w:rFonts w:asciiTheme="majorHAnsi" w:eastAsiaTheme="majorEastAsia" w:hAnsiTheme="majorHAnsi" w:cstheme="majorBidi"/>
+      <w:rFonts w:ascii="Times New Roman" w:hAnsi="Times New Roman" w:eastAsia="Times New Roman" w:cs="Times New Roman"/>
       <w:color w:val="000000" w:themeColor="text1"/>
     </w:rPr>
     <w:tblPr>
@@ -9012,7 +9116,7 @@
       <w:spacing w:after="0" w:line="240" w:lineRule="auto"/>
     </w:pPr>
     <w:rPr>
-      <w:rFonts w:asciiTheme="majorHAnsi" w:eastAsiaTheme="majorEastAsia" w:hAnsiTheme="majorHAnsi" w:cstheme="majorBidi"/>
+      <w:rFonts w:ascii="Times New Roman" w:hAnsi="Times New Roman" w:eastAsia="Times New Roman" w:cs="Times New Roman"/>
       <w:color w:val="000000" w:themeColor="text1"/>
     </w:rPr>
     <w:tblPr>
@@ -9137,7 +9241,7 @@
       <w:spacing w:after="0" w:line="240" w:lineRule="auto"/>
     </w:pPr>
     <w:rPr>
-      <w:rFonts w:asciiTheme="majorHAnsi" w:eastAsiaTheme="majorEastAsia" w:hAnsiTheme="majorHAnsi" w:cstheme="majorBidi"/>
+      <w:rFonts w:ascii="Times New Roman" w:hAnsi="Times New Roman" w:eastAsia="Times New Roman" w:cs="Times New Roman"/>
       <w:color w:val="000000" w:themeColor="text1"/>
     </w:rPr>
     <w:tblPr>
@@ -9262,7 +9366,7 @@
       <w:spacing w:after="0" w:line="240" w:lineRule="auto"/>
     </w:pPr>
     <w:rPr>
-      <w:rFonts w:asciiTheme="majorHAnsi" w:eastAsiaTheme="majorEastAsia" w:hAnsiTheme="majorHAnsi" w:cstheme="majorBidi"/>
+      <w:rFonts w:ascii="Times New Roman" w:hAnsi="Times New Roman" w:eastAsia="Times New Roman" w:cs="Times New Roman"/>
       <w:color w:val="000000" w:themeColor="text1"/>
     </w:rPr>
     <w:tblPr>
@@ -9387,7 +9491,7 @@
       <w:spacing w:after="0" w:line="240" w:lineRule="auto"/>
     </w:pPr>
     <w:rPr>
-      <w:rFonts w:asciiTheme="majorHAnsi" w:eastAsiaTheme="majorEastAsia" w:hAnsiTheme="majorHAnsi" w:cstheme="majorBidi"/>
+      <w:rFonts w:ascii="Times New Roman" w:hAnsi="Times New Roman" w:eastAsia="Times New Roman" w:cs="Times New Roman"/>
       <w:color w:val="000000" w:themeColor="text1"/>
     </w:rPr>
     <w:tblPr>

--- a/submission/candidate_20261011_review/STROBE_MR_Checklist.docx
+++ b/submission/candidate_20261011_review/STROBE_MR_Checklist.docx
@@ -737,7 +737,7 @@
                 <w:color w:val="000000"/>
                 <w:sz w:val="19"/>
               </w:rPr>
-              <w:t xml:space="preserve"> associations and corroborating genes; Table 2 (15 comparisons), Table 3A–C, Figures 1–3 and full workbook.</w:t>
+              <w:t xml:space="preserve"> associations and corroborating genes; Table 2 (15 comparisons), Table 3, Figures 1–3 and full workbook.</w:t>
             </w:r>
           </w:p>
         </w:tc>
@@ -855,7 +855,7 @@
                 <w:color w:val="000000"/>
                 <w:sz w:val="19"/>
               </w:rPr>
-              <w:t>Tables S1–S3; Figure S2; workbook frequency, omission, detection, allele and tissue sheets, including all 50 planned tissue comparisons.</w:t>
+              <w:t>Tables S1–S4; Figure S2; workbook frequency, omission, detection, allele and tissue sheets, including all 50 planned tissue comparisons.</w:t>
             </w:r>
           </w:p>
         </w:tc>
